--- a/Project Rooms/Operating Agreements/sources/Jeff Watson/Simplified OA Subfiles/04 - Article 2 - Membership Units.docx
+++ b/Project Rooms/Operating Agreements/sources/Jeff Watson/Simplified OA Subfiles/04 - Article 2 - Membership Units.docx
@@ -852,12 +852,8 @@
       </w:pPr>
     </w:p>
     <w:sectPr>
-      <w:headerReference w:type="even" r:id="rId15"/>
-      <w:headerReference w:type="default" r:id="rId16"/>
-      <w:footerReference w:type="even" r:id="rId17"/>
-      <w:footerReference w:type="default" r:id="rId18"/>
-      <w:headerReference w:type="first" r:id="rId19"/>
-      <w:footerReference w:type="first" r:id="rId20"/>
+      <w:headerReference w:type="default" r:id="rId24"/>
+      <w:footerReference w:type="default" r:id="rId25"/>
       <w:pgSz w:w="12240" w:h="15840"/>
       <w:pgMar w:top="1440" w:right="1440" w:bottom="1440" w:left="1440" w:header="720" w:footer="720" w:gutter="0"/>
       <w:cols w:space="720"/>
@@ -1011,6 +1007,16 @@
 </w:ftr>
 </file>
 
+<file path=word/footer4.xml><?xml version="1.0" encoding="utf-8"?>
+<w:ftr xmlns:m="http://schemas.openxmlformats.org/officeDocument/2006/math" xmlns:mc="http://schemas.openxmlformats.org/markup-compatibility/2006" xmlns:mo="http://schemas.microsoft.com/office/mac/office/2008/main" xmlns:mv="urn:schemas-microsoft-com:mac:vml" xmlns:o="urn:schemas-microsoft-com:office:office" xmlns:r="http://schemas.openxmlformats.org/officeDocument/2006/relationships" xmlns:v="urn:schemas-microsoft-com:vml" xmlns:w10="urn:schemas-microsoft-com:office:word" xmlns:w14="http://schemas.microsoft.com/office/word/2010/wordml" xmlns:w="http://schemas.openxmlformats.org/wordprocessingml/2006/main" xmlns:wne="http://schemas.microsoft.com/office/word/2006/wordml" xmlns:wp14="http://schemas.microsoft.com/office/word/2010/wordprocessingDrawing" xmlns:wp="http://schemas.openxmlformats.org/drawingml/2006/wordprocessingDrawing" xmlns:wpc="http://schemas.microsoft.com/office/word/2010/wordprocessingCanvas" xmlns:wpg="http://schemas.microsoft.com/office/word/2010/wordprocessingGroup" xmlns:wpi="http://schemas.microsoft.com/office/word/2010/wordprocessingInk" xmlns:wps="http://schemas.microsoft.com/office/word/2010/wordprocessingShape" mc:Ignorable="w14 wp14">
+  <w:p>
+    <w:pPr>
+      <w:pStyle w:val="Footer"/>
+    </w:pPr>
+  </w:p>
+</w:ftr>
+</file>
+
 <file path=word/footnotes.xml><?xml version="1.0" encoding="utf-8"?>
 <w:footnotes xmlns:wpc="http://schemas.microsoft.com/office/word/2010/wordprocessingCanvas" xmlns:cx="http://schemas.microsoft.com/office/drawing/2014/chartex" xmlns:cx1="http://schemas.microsoft.com/office/drawing/2015/9/8/chartex" xmlns:cx2="http://schemas.microsoft.com/office/drawing/2015/10/21/chartex" xmlns:cx3="http://schemas.microsoft.com/office/drawing/2016/5/9/chartex" xmlns:cx4="http://schemas.microsoft.com/office/drawing/2016/5/10/chartex" xmlns:cx5="http://schemas.microsoft.com/office/drawing/2016/5/11/chartex" xmlns:cx6="http://schemas.microsoft.com/office/drawing/2016/5/12/chartex" xmlns:cx7="http://schemas.microsoft.com/office/drawing/2016/5/13/chartex" xmlns:cx8="http://schemas.microsoft.com/office/drawing/2016/5/14/chartex" xmlns:mc="http://schemas.openxmlformats.org/markup-compatibility/2006" xmlns:aink="http://schemas.microsoft.com/office/drawing/2016/ink" xmlns:am3d="http://schemas.microsoft.com/office/drawing/2017/model3d" xmlns:o="urn:schemas-microsoft-com:office:office" xmlns:oel="http://schemas.microsoft.com/office/2019/extlst" xmlns:r="http://schemas.openxmlformats.org/officeDocument/2006/relationships" xmlns:m="http://schemas.openxmlformats.org/officeDocument/2006/math" xmlns:v="urn:schemas-microsoft-com:vml" xmlns:wp14="http://schemas.microsoft.com/office/word/2010/wordprocessingDrawing" xmlns:wp="http://schemas.openxmlformats.org/drawingml/2006/wordprocessingDrawing" xmlns:w10="urn:schemas-microsoft-com:office:word" xmlns:w="http://schemas.openxmlformats.org/wordprocessingml/2006/main" xmlns:w14="http://schemas.microsoft.com/office/word/2010/wordml" xmlns:w15="http://schemas.microsoft.com/office/word/2012/wordml" xmlns:w16cex="http://schemas.microsoft.com/office/word/2018/wordml/cex" xmlns:w16cid="http://schemas.microsoft.com/office/word/2016/wordml/cid" xmlns:w16="http://schemas.microsoft.com/office/word/2018/wordml" xmlns:w16du="http://schemas.microsoft.com/office/word/2023/wordml/word16du" xmlns:w16sdtdh="http://schemas.microsoft.com/office/word/2020/wordml/sdtdatahash" xmlns:w16sdtfl="http://schemas.microsoft.com/office/word/2024/wordml/sdtformatlock" xmlns:w16se="http://schemas.microsoft.com/office/word/2015/wordml/symex" xmlns:wpg="http://schemas.microsoft.com/office/word/2010/wordprocessingGroup" xmlns:wpi="http://schemas.microsoft.com/office/word/2010/wordprocessingInk" xmlns:wne="http://schemas.microsoft.com/office/word/2006/wordml" xmlns:wps="http://schemas.microsoft.com/office/word/2010/wordprocessingShape" mc:Ignorable="w14 w15 w16se w16cid w16 w16cex w16sdtdh w16sdtfl w16du wp14">
   <w:footnote w:type="separator" w:id="-1">
@@ -1065,6 +1071,16 @@
 
 <file path=word/header3.xml><?xml version="1.0" encoding="utf-8"?>
 <w:hdr xmlns:wpc="http://schemas.microsoft.com/office/word/2010/wordprocessingCanvas" xmlns:cx="http://schemas.microsoft.com/office/drawing/2014/chartex" xmlns:cx1="http://schemas.microsoft.com/office/drawing/2015/9/8/chartex" xmlns:cx2="http://schemas.microsoft.com/office/drawing/2015/10/21/chartex" xmlns:cx3="http://schemas.microsoft.com/office/drawing/2016/5/9/chartex" xmlns:cx4="http://schemas.microsoft.com/office/drawing/2016/5/10/chartex" xmlns:cx5="http://schemas.microsoft.com/office/drawing/2016/5/11/chartex" xmlns:cx6="http://schemas.microsoft.com/office/drawing/2016/5/12/chartex" xmlns:cx7="http://schemas.microsoft.com/office/drawing/2016/5/13/chartex" xmlns:cx8="http://schemas.microsoft.com/office/drawing/2016/5/14/chartex" xmlns:mc="http://schemas.openxmlformats.org/markup-compatibility/2006" xmlns:aink="http://schemas.microsoft.com/office/drawing/2016/ink" xmlns:am3d="http://schemas.microsoft.com/office/drawing/2017/model3d" xmlns:o="urn:schemas-microsoft-com:office:office" xmlns:oel="http://schemas.microsoft.com/office/2019/extlst" xmlns:r="http://schemas.openxmlformats.org/officeDocument/2006/relationships" xmlns:m="http://schemas.openxmlformats.org/officeDocument/2006/math" xmlns:v="urn:schemas-microsoft-com:vml" xmlns:wp14="http://schemas.microsoft.com/office/word/2010/wordprocessingDrawing" xmlns:wp="http://schemas.openxmlformats.org/drawingml/2006/wordprocessingDrawing" xmlns:w10="urn:schemas-microsoft-com:office:word" xmlns:w="http://schemas.openxmlformats.org/wordprocessingml/2006/main" xmlns:w14="http://schemas.microsoft.com/office/word/2010/wordml" xmlns:w15="http://schemas.microsoft.com/office/word/2012/wordml" xmlns:w16cex="http://schemas.microsoft.com/office/word/2018/wordml/cex" xmlns:w16cid="http://schemas.microsoft.com/office/word/2016/wordml/cid" xmlns:w16="http://schemas.microsoft.com/office/word/2018/wordml" xmlns:w16du="http://schemas.microsoft.com/office/word/2023/wordml/word16du" xmlns:w16sdtdh="http://schemas.microsoft.com/office/word/2020/wordml/sdtdatahash" xmlns:w16sdtfl="http://schemas.microsoft.com/office/word/2024/wordml/sdtformatlock" xmlns:w16se="http://schemas.microsoft.com/office/word/2015/wordml/symex" xmlns:wpg="http://schemas.microsoft.com/office/word/2010/wordprocessingGroup" xmlns:wpi="http://schemas.microsoft.com/office/word/2010/wordprocessingInk" xmlns:wne="http://schemas.microsoft.com/office/word/2006/wordml" xmlns:wps="http://schemas.microsoft.com/office/word/2010/wordprocessingShape" mc:Ignorable="w14 w15 w16se w16cid w16 w16cex w16sdtdh w16sdtfl w16du wp14">
+  <w:p>
+    <w:pPr>
+      <w:pStyle w:val="Header"/>
+    </w:pPr>
+  </w:p>
+</w:hdr>
+</file>
+
+<file path=word/header4.xml><?xml version="1.0" encoding="utf-8"?>
+<w:hdr xmlns:m="http://schemas.openxmlformats.org/officeDocument/2006/math" xmlns:mc="http://schemas.openxmlformats.org/markup-compatibility/2006" xmlns:mo="http://schemas.microsoft.com/office/mac/office/2008/main" xmlns:mv="urn:schemas-microsoft-com:mac:vml" xmlns:o="urn:schemas-microsoft-com:office:office" xmlns:r="http://schemas.openxmlformats.org/officeDocument/2006/relationships" xmlns:v="urn:schemas-microsoft-com:vml" xmlns:w10="urn:schemas-microsoft-com:office:word" xmlns:w14="http://schemas.microsoft.com/office/word/2010/wordml" xmlns:w="http://schemas.openxmlformats.org/wordprocessingml/2006/main" xmlns:wne="http://schemas.microsoft.com/office/word/2006/wordml" xmlns:wp14="http://schemas.microsoft.com/office/word/2010/wordprocessingDrawing" xmlns:wp="http://schemas.openxmlformats.org/drawingml/2006/wordprocessingDrawing" xmlns:wpc="http://schemas.microsoft.com/office/word/2010/wordprocessingCanvas" xmlns:wpg="http://schemas.microsoft.com/office/word/2010/wordprocessingGroup" xmlns:wpi="http://schemas.microsoft.com/office/word/2010/wordprocessingInk" xmlns:wps="http://schemas.microsoft.com/office/word/2010/wordprocessingShape" mc:Ignorable="w14 wp14">
   <w:p>
     <w:pPr>
       <w:pStyle w:val="Header"/>

--- a/Project Rooms/Operating Agreements/sources/Jeff Watson/Simplified OA Subfiles/04 - Article 2 - Membership Units.docx
+++ b/Project Rooms/Operating Agreements/sources/Jeff Watson/Simplified OA Subfiles/04 - Article 2 - Membership Units.docx
@@ -265,25 +265,7 @@
           <w:color w:val="auto"/>
           <w:u w:val="single"/>
         </w:rPr>
-        <w:t xml:space="preserve">Restrictions on </w:t>
-      </w:r>
-      <w:proofErr w:type="gramStart"/>
-      <w:r>
-        <w:rPr>
-          <w:b/>
-          <w:color w:val="auto"/>
-          <w:u w:val="single"/>
-        </w:rPr>
-        <w:t>a Transfer</w:t>
-      </w:r>
-      <w:proofErr w:type="gramEnd"/>
-      <w:r>
-        <w:rPr>
-          <w:b/>
-          <w:color w:val="auto"/>
-          <w:u w:val="single"/>
-        </w:rPr>
-        <w:t xml:space="preserve"> of Membership Units.</w:t>
+        <w:t>Restrictions on a Transfer of Membership Units.</w:t>
       </w:r>
       <w:r>
         <w:rPr>
@@ -436,21 +418,7 @@
         <w:rPr>
           <w:color w:val="0070C0"/>
         </w:rPr>
-        <w:t xml:space="preserve">he record date for written </w:t>
-      </w:r>
-      <w:proofErr w:type="gramStart"/>
-      <w:r>
-        <w:rPr>
-          <w:color w:val="0070C0"/>
-        </w:rPr>
-        <w:t>consents</w:t>
-      </w:r>
-      <w:proofErr w:type="gramEnd"/>
-      <w:r>
-        <w:rPr>
-          <w:color w:val="0070C0"/>
-        </w:rPr>
-        <w:t xml:space="preserve"> without a meeting is the day the first consent is given.</w:t>
+        <w:t>he record date for written consents without a meeting is the day the first consent is given.</w:t>
       </w:r>
     </w:p>
     <w:p>
@@ -549,29 +517,7 @@
           <w:sz w:val="22"/>
           <w:szCs w:val="22"/>
         </w:rPr>
-        <w:t xml:space="preserve"> still applies—unless the Manager(s) </w:t>
-      </w:r>
-      <w:proofErr w:type="gramStart"/>
-      <w:r>
-        <w:rPr>
-          <w:b w:val="0"/>
-          <w:bCs w:val="0"/>
-          <w:color w:val="0070C0"/>
-          <w:sz w:val="22"/>
-          <w:szCs w:val="22"/>
-        </w:rPr>
-        <w:t>set</w:t>
-      </w:r>
-      <w:proofErr w:type="gramEnd"/>
-      <w:r>
-        <w:rPr>
-          <w:b w:val="0"/>
-          <w:bCs w:val="0"/>
-          <w:color w:val="0070C0"/>
-          <w:sz w:val="22"/>
-          <w:szCs w:val="22"/>
-        </w:rPr>
-        <w:t xml:space="preserve"> a new one.</w:t>
+        <w:t xml:space="preserve"> still applies—unless the Manager(s) set a new one.</w:t>
       </w:r>
     </w:p>
     <w:p>
@@ -751,23 +697,7 @@
           <w:bCs w:val="0"/>
           <w:color w:val="0070C0"/>
         </w:rPr>
-        <w:t xml:space="preserve">They control all related matters, </w:t>
-      </w:r>
-      <w:proofErr w:type="gramStart"/>
-      <w:r>
-        <w:rPr>
-          <w:bCs w:val="0"/>
-          <w:color w:val="0070C0"/>
-        </w:rPr>
-        <w:t>as long as</w:t>
-      </w:r>
-      <w:proofErr w:type="gramEnd"/>
-      <w:r>
-        <w:rPr>
-          <w:bCs w:val="0"/>
-          <w:color w:val="0070C0"/>
-        </w:rPr>
-        <w:t xml:space="preserve"> any required Member approvals are also obtained.</w:t>
+        <w:t>They control all related matters, as long as any required Member approvals are also obtained.</w:t>
       </w:r>
     </w:p>
     <w:p>
@@ -822,21 +752,7 @@
         <w:rPr>
           <w:color w:val="0070C0"/>
         </w:rPr>
-        <w:t xml:space="preserve">They may create rules for issuing, transferring, converting, and registering Membership Unit certificates, </w:t>
-      </w:r>
-      <w:proofErr w:type="gramStart"/>
-      <w:r>
-        <w:rPr>
-          <w:color w:val="0070C0"/>
-        </w:rPr>
-        <w:t>as long as</w:t>
-      </w:r>
-      <w:proofErr w:type="gramEnd"/>
-      <w:r>
-        <w:rPr>
-          <w:color w:val="0070C0"/>
-        </w:rPr>
-        <w:t xml:space="preserve"> those rules comply with the law, the Articles of Organization, and this Agreement.</w:t>
+        <w:t>They may create rules for issuing, transferring, converting, and registering Membership Unit certificates, as long as those rules comply with the law, the Articles of Organization, and this Agreement.</w:t>
       </w:r>
     </w:p>
     <w:p>
@@ -852,8 +768,8 @@
       </w:pPr>
     </w:p>
     <w:sectPr>
-      <w:headerReference w:type="default" r:id="rId24"/>
-      <w:footerReference w:type="default" r:id="rId25"/>
+      <w:headerReference w:type="default" r:id="rId21"/>
+      <w:footerReference w:type="default" r:id="rId22"/>
       <w:pgSz w:w="12240" w:h="15840"/>
       <w:pgMar w:top="1440" w:right="1440" w:bottom="1440" w:left="1440" w:header="720" w:footer="720" w:gutter="0"/>
       <w:cols w:space="720"/>
@@ -865,7 +781,7 @@
 
 <file path=word/comments.xml><?xml version="1.0" encoding="utf-8"?>
 <w:comments xmlns:wpc="http://schemas.microsoft.com/office/word/2010/wordprocessingCanvas" xmlns:cx="http://schemas.microsoft.com/office/drawing/2014/chartex" xmlns:cx1="http://schemas.microsoft.com/office/drawing/2015/9/8/chartex" xmlns:cx2="http://schemas.microsoft.com/office/drawing/2015/10/21/chartex" xmlns:cx3="http://schemas.microsoft.com/office/drawing/2016/5/9/chartex" xmlns:cx4="http://schemas.microsoft.com/office/drawing/2016/5/10/chartex" xmlns:cx5="http://schemas.microsoft.com/office/drawing/2016/5/11/chartex" xmlns:cx6="http://schemas.microsoft.com/office/drawing/2016/5/12/chartex" xmlns:cx7="http://schemas.microsoft.com/office/drawing/2016/5/13/chartex" xmlns:cx8="http://schemas.microsoft.com/office/drawing/2016/5/14/chartex" xmlns:mc="http://schemas.openxmlformats.org/markup-compatibility/2006" xmlns:aink="http://schemas.microsoft.com/office/drawing/2016/ink" xmlns:am3d="http://schemas.microsoft.com/office/drawing/2017/model3d" xmlns:o="urn:schemas-microsoft-com:office:office" xmlns:oel="http://schemas.microsoft.com/office/2019/extlst" xmlns:r="http://schemas.openxmlformats.org/officeDocument/2006/relationships" xmlns:m="http://schemas.openxmlformats.org/officeDocument/2006/math" xmlns:v="urn:schemas-microsoft-com:vml" xmlns:wp14="http://schemas.microsoft.com/office/word/2010/wordprocessingDrawing" xmlns:wp="http://schemas.openxmlformats.org/drawingml/2006/wordprocessingDrawing" xmlns:w10="urn:schemas-microsoft-com:office:word" xmlns:w="http://schemas.openxmlformats.org/wordprocessingml/2006/main" xmlns:w14="http://schemas.microsoft.com/office/word/2010/wordml" xmlns:w15="http://schemas.microsoft.com/office/word/2012/wordml" xmlns:w16cex="http://schemas.microsoft.com/office/word/2018/wordml/cex" xmlns:w16cid="http://schemas.microsoft.com/office/word/2016/wordml/cid" xmlns:w16="http://schemas.microsoft.com/office/word/2018/wordml" xmlns:w16du="http://schemas.microsoft.com/office/word/2023/wordml/word16du" xmlns:w16sdtdh="http://schemas.microsoft.com/office/word/2020/wordml/sdtdatahash" xmlns:w16sdtfl="http://schemas.microsoft.com/office/word/2024/wordml/sdtformatlock" xmlns:w16se="http://schemas.microsoft.com/office/word/2015/wordml/symex" xmlns:wpg="http://schemas.microsoft.com/office/word/2010/wordprocessingGroup" xmlns:wpi="http://schemas.microsoft.com/office/word/2010/wordprocessingInk" xmlns:wne="http://schemas.microsoft.com/office/word/2006/wordml" xmlns:wps="http://schemas.microsoft.com/office/word/2010/wordprocessingShape" mc:Ignorable="w14 w15 w16se w16cid w16 w16cex w16sdtdh w16sdtfl w16du wp14">
-  <w:comment w:id="4" w:author="Jeff Watson" w:date="2025-10-31T12:48:00Z" w:initials="JW">
+  <w:comment w:id="9" w:author="Jeff Watson" w:date="2025-10-31T12:48:00Z" w:initials="JW">
     <w:p>
       <w:pPr>
         <w:pStyle w:val="CommentText"/>
@@ -1008,7 +924,7 @@
 </file>
 
 <file path=word/footer4.xml><?xml version="1.0" encoding="utf-8"?>
-<w:ftr xmlns:m="http://schemas.openxmlformats.org/officeDocument/2006/math" xmlns:mc="http://schemas.openxmlformats.org/markup-compatibility/2006" xmlns:mo="http://schemas.microsoft.com/office/mac/office/2008/main" xmlns:mv="urn:schemas-microsoft-com:mac:vml" xmlns:o="urn:schemas-microsoft-com:office:office" xmlns:r="http://schemas.openxmlformats.org/officeDocument/2006/relationships" xmlns:v="urn:schemas-microsoft-com:vml" xmlns:w10="urn:schemas-microsoft-com:office:word" xmlns:w14="http://schemas.microsoft.com/office/word/2010/wordml" xmlns:w="http://schemas.openxmlformats.org/wordprocessingml/2006/main" xmlns:wne="http://schemas.microsoft.com/office/word/2006/wordml" xmlns:wp14="http://schemas.microsoft.com/office/word/2010/wordprocessingDrawing" xmlns:wp="http://schemas.openxmlformats.org/drawingml/2006/wordprocessingDrawing" xmlns:wpc="http://schemas.microsoft.com/office/word/2010/wordprocessingCanvas" xmlns:wpg="http://schemas.microsoft.com/office/word/2010/wordprocessingGroup" xmlns:wpi="http://schemas.microsoft.com/office/word/2010/wordprocessingInk" xmlns:wps="http://schemas.microsoft.com/office/word/2010/wordprocessingShape" mc:Ignorable="w14 wp14">
+<w:ftr xmlns:wpc="http://schemas.microsoft.com/office/word/2010/wordprocessingCanvas" xmlns:cx="http://schemas.microsoft.com/office/drawing/2014/chartex" xmlns:cx1="http://schemas.microsoft.com/office/drawing/2015/9/8/chartex" xmlns:cx2="http://schemas.microsoft.com/office/drawing/2015/10/21/chartex" xmlns:cx3="http://schemas.microsoft.com/office/drawing/2016/5/9/chartex" xmlns:cx4="http://schemas.microsoft.com/office/drawing/2016/5/10/chartex" xmlns:cx5="http://schemas.microsoft.com/office/drawing/2016/5/11/chartex" xmlns:cx6="http://schemas.microsoft.com/office/drawing/2016/5/12/chartex" xmlns:cx7="http://schemas.microsoft.com/office/drawing/2016/5/13/chartex" xmlns:cx8="http://schemas.microsoft.com/office/drawing/2016/5/14/chartex" xmlns:mc="http://schemas.openxmlformats.org/markup-compatibility/2006" xmlns:aink="http://schemas.microsoft.com/office/drawing/2016/ink" xmlns:am3d="http://schemas.microsoft.com/office/drawing/2017/model3d" xmlns:o="urn:schemas-microsoft-com:office:office" xmlns:oel="http://schemas.microsoft.com/office/2019/extlst" xmlns:r="http://schemas.openxmlformats.org/officeDocument/2006/relationships" xmlns:m="http://schemas.openxmlformats.org/officeDocument/2006/math" xmlns:v="urn:schemas-microsoft-com:vml" xmlns:wp14="http://schemas.microsoft.com/office/word/2010/wordprocessingDrawing" xmlns:wp="http://schemas.openxmlformats.org/drawingml/2006/wordprocessingDrawing" xmlns:w10="urn:schemas-microsoft-com:office:word" xmlns:w="http://schemas.openxmlformats.org/wordprocessingml/2006/main" xmlns:w14="http://schemas.microsoft.com/office/word/2010/wordml" xmlns:w15="http://schemas.microsoft.com/office/word/2012/wordml" xmlns:w16cex="http://schemas.microsoft.com/office/word/2018/wordml/cex" xmlns:w16cid="http://schemas.microsoft.com/office/word/2016/wordml/cid" xmlns:w16="http://schemas.microsoft.com/office/word/2018/wordml" xmlns:w16du="http://schemas.microsoft.com/office/word/2023/wordml/word16du" xmlns:w16sdtdh="http://schemas.microsoft.com/office/word/2020/wordml/sdtdatahash" xmlns:w16sdtfl="http://schemas.microsoft.com/office/word/2024/wordml/sdtformatlock" xmlns:w16se="http://schemas.microsoft.com/office/word/2015/wordml/symex" xmlns:wpg="http://schemas.microsoft.com/office/word/2010/wordprocessingGroup" xmlns:wpi="http://schemas.microsoft.com/office/word/2010/wordprocessingInk" xmlns:wne="http://schemas.microsoft.com/office/word/2006/wordml" xmlns:wps="http://schemas.microsoft.com/office/word/2010/wordprocessingShape" mc:Ignorable="w14 w15 w16se w16cid w16 w16cex w16sdtdh w16sdtfl w16du wp14">
   <w:p>
     <w:pPr>
       <w:pStyle w:val="Footer"/>
@@ -1080,7 +996,7 @@
 </file>
 
 <file path=word/header4.xml><?xml version="1.0" encoding="utf-8"?>
-<w:hdr xmlns:m="http://schemas.openxmlformats.org/officeDocument/2006/math" xmlns:mc="http://schemas.openxmlformats.org/markup-compatibility/2006" xmlns:mo="http://schemas.microsoft.com/office/mac/office/2008/main" xmlns:mv="urn:schemas-microsoft-com:mac:vml" xmlns:o="urn:schemas-microsoft-com:office:office" xmlns:r="http://schemas.openxmlformats.org/officeDocument/2006/relationships" xmlns:v="urn:schemas-microsoft-com:vml" xmlns:w10="urn:schemas-microsoft-com:office:word" xmlns:w14="http://schemas.microsoft.com/office/word/2010/wordml" xmlns:w="http://schemas.openxmlformats.org/wordprocessingml/2006/main" xmlns:wne="http://schemas.microsoft.com/office/word/2006/wordml" xmlns:wp14="http://schemas.microsoft.com/office/word/2010/wordprocessingDrawing" xmlns:wp="http://schemas.openxmlformats.org/drawingml/2006/wordprocessingDrawing" xmlns:wpc="http://schemas.microsoft.com/office/word/2010/wordprocessingCanvas" xmlns:wpg="http://schemas.microsoft.com/office/word/2010/wordprocessingGroup" xmlns:wpi="http://schemas.microsoft.com/office/word/2010/wordprocessingInk" xmlns:wps="http://schemas.microsoft.com/office/word/2010/wordprocessingShape" mc:Ignorable="w14 wp14">
+<w:hdr xmlns:wpc="http://schemas.microsoft.com/office/word/2010/wordprocessingCanvas" xmlns:cx="http://schemas.microsoft.com/office/drawing/2014/chartex" xmlns:cx1="http://schemas.microsoft.com/office/drawing/2015/9/8/chartex" xmlns:cx2="http://schemas.microsoft.com/office/drawing/2015/10/21/chartex" xmlns:cx3="http://schemas.microsoft.com/office/drawing/2016/5/9/chartex" xmlns:cx4="http://schemas.microsoft.com/office/drawing/2016/5/10/chartex" xmlns:cx5="http://schemas.microsoft.com/office/drawing/2016/5/11/chartex" xmlns:cx6="http://schemas.microsoft.com/office/drawing/2016/5/12/chartex" xmlns:cx7="http://schemas.microsoft.com/office/drawing/2016/5/13/chartex" xmlns:cx8="http://schemas.microsoft.com/office/drawing/2016/5/14/chartex" xmlns:mc="http://schemas.openxmlformats.org/markup-compatibility/2006" xmlns:aink="http://schemas.microsoft.com/office/drawing/2016/ink" xmlns:am3d="http://schemas.microsoft.com/office/drawing/2017/model3d" xmlns:o="urn:schemas-microsoft-com:office:office" xmlns:oel="http://schemas.microsoft.com/office/2019/extlst" xmlns:r="http://schemas.openxmlformats.org/officeDocument/2006/relationships" xmlns:m="http://schemas.openxmlformats.org/officeDocument/2006/math" xmlns:v="urn:schemas-microsoft-com:vml" xmlns:wp14="http://schemas.microsoft.com/office/word/2010/wordprocessingDrawing" xmlns:wp="http://schemas.openxmlformats.org/drawingml/2006/wordprocessingDrawing" xmlns:w10="urn:schemas-microsoft-com:office:word" xmlns:w="http://schemas.openxmlformats.org/wordprocessingml/2006/main" xmlns:w14="http://schemas.microsoft.com/office/word/2010/wordml" xmlns:w15="http://schemas.microsoft.com/office/word/2012/wordml" xmlns:w16cex="http://schemas.microsoft.com/office/word/2018/wordml/cex" xmlns:w16cid="http://schemas.microsoft.com/office/word/2016/wordml/cid" xmlns:w16="http://schemas.microsoft.com/office/word/2018/wordml" xmlns:w16du="http://schemas.microsoft.com/office/word/2023/wordml/word16du" xmlns:w16sdtdh="http://schemas.microsoft.com/office/word/2020/wordml/sdtdatahash" xmlns:w16sdtfl="http://schemas.microsoft.com/office/word/2024/wordml/sdtformatlock" xmlns:w16se="http://schemas.microsoft.com/office/word/2015/wordml/symex" xmlns:wpg="http://schemas.microsoft.com/office/word/2010/wordprocessingGroup" xmlns:wpi="http://schemas.microsoft.com/office/word/2010/wordprocessingInk" xmlns:wne="http://schemas.microsoft.com/office/word/2006/wordml" xmlns:wps="http://schemas.microsoft.com/office/word/2010/wordprocessingShape" mc:Ignorable="w14 w15 w16se w16cid w16 w16cex w16sdtdh w16sdtfl w16du wp14">
   <w:p>
     <w:pPr>
       <w:pStyle w:val="Header"/>
@@ -3238,6 +3154,9 @@
 
 <file path=word/people.xml><?xml version="1.0" encoding="utf-8"?>
 <w15:people xmlns:wpc="http://schemas.microsoft.com/office/word/2010/wordprocessingCanvas" xmlns:cx="http://schemas.microsoft.com/office/drawing/2014/chartex" xmlns:cx1="http://schemas.microsoft.com/office/drawing/2015/9/8/chartex" xmlns:cx2="http://schemas.microsoft.com/office/drawing/2015/10/21/chartex" xmlns:cx3="http://schemas.microsoft.com/office/drawing/2016/5/9/chartex" xmlns:cx4="http://schemas.microsoft.com/office/drawing/2016/5/10/chartex" xmlns:cx5="http://schemas.microsoft.com/office/drawing/2016/5/11/chartex" xmlns:cx6="http://schemas.microsoft.com/office/drawing/2016/5/12/chartex" xmlns:cx7="http://schemas.microsoft.com/office/drawing/2016/5/13/chartex" xmlns:cx8="http://schemas.microsoft.com/office/drawing/2016/5/14/chartex" xmlns:mc="http://schemas.openxmlformats.org/markup-compatibility/2006" xmlns:aink="http://schemas.microsoft.com/office/drawing/2016/ink" xmlns:am3d="http://schemas.microsoft.com/office/drawing/2017/model3d" xmlns:o="urn:schemas-microsoft-com:office:office" xmlns:oel="http://schemas.microsoft.com/office/2019/extlst" xmlns:r="http://schemas.openxmlformats.org/officeDocument/2006/relationships" xmlns:m="http://schemas.openxmlformats.org/officeDocument/2006/math" xmlns:v="urn:schemas-microsoft-com:vml" xmlns:wp14="http://schemas.microsoft.com/office/word/2010/wordprocessingDrawing" xmlns:wp="http://schemas.openxmlformats.org/drawingml/2006/wordprocessingDrawing" xmlns:w10="urn:schemas-microsoft-com:office:word" xmlns:w="http://schemas.openxmlformats.org/wordprocessingml/2006/main" xmlns:w14="http://schemas.microsoft.com/office/word/2010/wordml" xmlns:w15="http://schemas.microsoft.com/office/word/2012/wordml" xmlns:w16cex="http://schemas.microsoft.com/office/word/2018/wordml/cex" xmlns:w16cid="http://schemas.microsoft.com/office/word/2016/wordml/cid" xmlns:w16="http://schemas.microsoft.com/office/word/2018/wordml" xmlns:w16du="http://schemas.microsoft.com/office/word/2023/wordml/word16du" xmlns:w16sdtdh="http://schemas.microsoft.com/office/word/2020/wordml/sdtdatahash" xmlns:w16sdtfl="http://schemas.microsoft.com/office/word/2024/wordml/sdtformatlock" xmlns:w16se="http://schemas.microsoft.com/office/word/2015/wordml/symex" xmlns:wpg="http://schemas.microsoft.com/office/word/2010/wordprocessingGroup" xmlns:wpi="http://schemas.microsoft.com/office/word/2010/wordprocessingInk" xmlns:wne="http://schemas.microsoft.com/office/word/2006/wordml" xmlns:wps="http://schemas.microsoft.com/office/word/2010/wordprocessingShape" mc:Ignorable="w14 w15 w16se w16cid w16 w16cex w16sdtdh w16sdtfl w16du wp14">
+  <w15:person w15:author="Wes Will Buy Your Home">
+    <w15:presenceInfo w15:providerId="AD" w15:userId="S::WesWill@BuyYourHomeLLC.com::f11e14ef-79d4-4c0c-9ca8-f8d663a0e563"/>
+  </w15:person>
   <w15:person w15:author="Jeff Watson">
     <w15:presenceInfo w15:providerId="Windows Live" w15:userId="dcdb38203bf7a9b9"/>
   </w15:person>
@@ -15058,6 +14977,15 @@
 </file>
 
 <file path=customXml/item1.xml><?xml version="1.0" encoding="utf-8"?>
+<?mso-contentType ?>
+<FormTemplates xmlns="http://schemas.microsoft.com/sharepoint/v3/contenttype/forms">
+  <Display>DocumentLibraryForm</Display>
+  <Edit>DocumentLibraryForm</Edit>
+  <New>DocumentLibraryForm</New>
+</FormTemplates>
+</file>
+
+<file path=customXml/item2.xml><?xml version="1.0" encoding="utf-8"?>
 <ct:contentTypeSchema xmlns:ct="http://schemas.microsoft.com/office/2006/metadata/contentType" xmlns:ma="http://schemas.microsoft.com/office/2006/metadata/properties/metaAttributes" ct:_="" ma:_="" ma:contentTypeName="Document" ma:contentTypeID="0x010100DDC7FDB1C8256C4EA4678CC05D188078" ma:contentTypeVersion="20" ma:contentTypeDescription="Create a new document." ma:contentTypeScope="" ma:versionID="2a9650d830cc67299a1a440994d8139a">
   <xsd:schema xmlns:xsd="http://www.w3.org/2001/XMLSchema" xmlns:xs="http://www.w3.org/2001/XMLSchema" xmlns:p="http://schemas.microsoft.com/office/2006/metadata/properties" xmlns:ns2="ab9fedca-001d-4cc9-b244-d9c3be5a27d3" xmlns:ns3="42cc25d9-27fe-4f07-accb-ded05ec47eee" targetNamespace="http://schemas.microsoft.com/office/2006/metadata/properties" ma:root="true" ma:fieldsID="b7be75ccca685a650eabb79854d6018f" ns2:_="" ns3:_="">
     <xsd:import namespace="ab9fedca-001d-4cc9-b244-d9c3be5a27d3"/>
@@ -15324,16 +15252,11 @@
 </ct:contentTypeSchema>
 </file>
 
-<file path=customXml/item2.xml><?xml version="1.0" encoding="utf-8"?>
-<?mso-contentType ?>
-<FormTemplates xmlns="http://schemas.microsoft.com/sharepoint/v3/contenttype/forms">
-  <Display>DocumentLibraryForm</Display>
-  <Edit>DocumentLibraryForm</Edit>
-  <New>DocumentLibraryForm</New>
-</FormTemplates>
+<file path=customXml/item3.xml><?xml version="1.0" encoding="utf-8"?>
+<b:Sources xmlns:b="http://schemas.openxmlformats.org/officeDocument/2006/bibliography" xmlns="http://schemas.openxmlformats.org/officeDocument/2006/bibliography" SelectedStyle="/APA.XSL" StyleName="APA"/>
 </file>
 
-<file path=customXml/item3.xml><?xml version="1.0" encoding="utf-8"?>
+<file path=customXml/item4.xml><?xml version="1.0" encoding="utf-8"?>
 <p:properties xmlns:p="http://schemas.microsoft.com/office/2006/metadata/properties" xmlns:xsi="http://www.w3.org/2001/XMLSchema-instance" xmlns:pc="http://schemas.microsoft.com/office/infopath/2007/PartnerControls">
   <documentManagement>
     <TaxCatchAll xmlns="42cc25d9-27fe-4f07-accb-ded05ec47eee" xsi:nil="true"/>
@@ -15345,15 +15268,7 @@
 </p:properties>
 </file>
 
-<file path=customXml/item4.xml><?xml version="1.0" encoding="utf-8"?>
-<b:Sources xmlns:b="http://schemas.openxmlformats.org/officeDocument/2006/bibliography" xmlns="http://schemas.openxmlformats.org/officeDocument/2006/bibliography" SelectedStyle="/APA.XSL" StyleName="APA"/>
-</file>
-
 <file path=customXml/itemProps1.xml><?xml version="1.0" encoding="utf-8"?>
-<ds:datastoreItem xmlns:ds="http://schemas.openxmlformats.org/officeDocument/2006/customXml" ds:itemID="{E1A392CF-E3E2-49C9-9EED-3BECD1E5A0F6}"/>
-</file>
-
-<file path=customXml/itemProps2.xml><?xml version="1.0" encoding="utf-8"?>
 <ds:datastoreItem xmlns:ds="http://schemas.openxmlformats.org/officeDocument/2006/customXml" ds:itemID="{8FB87CE3-B469-4182-AEDE-9227E391BD91}">
   <ds:schemaRefs>
     <ds:schemaRef ds:uri="http://schemas.microsoft.com/sharepoint/v3/contenttype/forms"/>
@@ -15361,7 +15276,34 @@
 </ds:datastoreItem>
 </file>
 
+<file path=customXml/itemProps2.xml><?xml version="1.0" encoding="utf-8"?>
+<ds:datastoreItem xmlns:ds="http://schemas.openxmlformats.org/officeDocument/2006/customXml" ds:itemID="{E1A392CF-E3E2-49C9-9EED-3BECD1E5A0F6}">
+  <ds:schemaRefs>
+    <ds:schemaRef ds:uri="http://schemas.microsoft.com/office/2006/metadata/contentType"/>
+    <ds:schemaRef ds:uri="http://schemas.microsoft.com/office/2006/metadata/properties/metaAttributes"/>
+    <ds:schemaRef ds:uri="http://www.w3.org/2001/XMLSchema"/>
+    <ds:schemaRef ds:uri="http://schemas.microsoft.com/office/2006/metadata/properties"/>
+    <ds:schemaRef ds:uri="ab9fedca-001d-4cc9-b244-d9c3be5a27d3"/>
+    <ds:schemaRef ds:uri="42cc25d9-27fe-4f07-accb-ded05ec47eee"/>
+    <ds:schemaRef ds:uri="http://schemas.microsoft.com/office/2006/documentManagement/types"/>
+    <ds:schemaRef ds:uri="http://schemas.microsoft.com/office/infopath/2007/PartnerControls"/>
+    <ds:schemaRef ds:uri="http://schemas.openxmlformats.org/package/2006/metadata/core-properties"/>
+    <ds:schemaRef ds:uri="http://purl.org/dc/elements/1.1/"/>
+    <ds:schemaRef ds:uri="http://purl.org/dc/terms/"/>
+    <ds:schemaRef ds:uri="http://schemas.microsoft.com/internal/obd"/>
+  </ds:schemaRefs>
+</ds:datastoreItem>
+</file>
+
 <file path=customXml/itemProps3.xml><?xml version="1.0" encoding="utf-8"?>
+<ds:datastoreItem xmlns:ds="http://schemas.openxmlformats.org/officeDocument/2006/customXml" ds:itemID="{EF278816-EC6F-A645-907D-7F25AECB1D4A}">
+  <ds:schemaRefs>
+    <ds:schemaRef ds:uri="http://schemas.openxmlformats.org/officeDocument/2006/bibliography"/>
+  </ds:schemaRefs>
+</ds:datastoreItem>
+</file>
+
+<file path=customXml/itemProps4.xml><?xml version="1.0" encoding="utf-8"?>
 <ds:datastoreItem xmlns:ds="http://schemas.openxmlformats.org/officeDocument/2006/customXml" ds:itemID="{7B319A58-F8E2-4C19-94CA-2C6944BB395B}">
   <ds:schemaRefs>
     <ds:schemaRef ds:uri="http://schemas.microsoft.com/office/2006/metadata/properties"/>
@@ -15370,12 +15312,4 @@
     <ds:schemaRef ds:uri="ab9fedca-001d-4cc9-b244-d9c3be5a27d3"/>
   </ds:schemaRefs>
 </ds:datastoreItem>
-</file>
-
-<file path=customXml/itemProps4.xml><?xml version="1.0" encoding="utf-8"?>
-<ds:datastoreItem xmlns:ds="http://schemas.openxmlformats.org/officeDocument/2006/customXml" ds:itemID="{EF278816-EC6F-A645-907D-7F25AECB1D4A}">
-  <ds:schemaRefs>
-    <ds:schemaRef ds:uri="http://schemas.openxmlformats.org/officeDocument/2006/bibliography"/>
-  </ds:schemaRefs>
-</ds:datastoreItem>
 </file>
--- a/Project Rooms/Operating Agreements/sources/Jeff Watson/Simplified OA Subfiles/04 - Article 2 - Membership Units.docx
+++ b/Project Rooms/Operating Agreements/sources/Jeff Watson/Simplified OA Subfiles/04 - Article 2 - Membership Units.docx
@@ -14977,15 +14977,6 @@
 </file>
 
 <file path=customXml/item1.xml><?xml version="1.0" encoding="utf-8"?>
-<?mso-contentType ?>
-<FormTemplates xmlns="http://schemas.microsoft.com/sharepoint/v3/contenttype/forms">
-  <Display>DocumentLibraryForm</Display>
-  <Edit>DocumentLibraryForm</Edit>
-  <New>DocumentLibraryForm</New>
-</FormTemplates>
-</file>
-
-<file path=customXml/item2.xml><?xml version="1.0" encoding="utf-8"?>
 <ct:contentTypeSchema xmlns:ct="http://schemas.microsoft.com/office/2006/metadata/contentType" xmlns:ma="http://schemas.microsoft.com/office/2006/metadata/properties/metaAttributes" ct:_="" ma:_="" ma:contentTypeName="Document" ma:contentTypeID="0x010100DDC7FDB1C8256C4EA4678CC05D188078" ma:contentTypeVersion="20" ma:contentTypeDescription="Create a new document." ma:contentTypeScope="" ma:versionID="2a9650d830cc67299a1a440994d8139a">
   <xsd:schema xmlns:xsd="http://www.w3.org/2001/XMLSchema" xmlns:xs="http://www.w3.org/2001/XMLSchema" xmlns:p="http://schemas.microsoft.com/office/2006/metadata/properties" xmlns:ns2="ab9fedca-001d-4cc9-b244-d9c3be5a27d3" xmlns:ns3="42cc25d9-27fe-4f07-accb-ded05ec47eee" targetNamespace="http://schemas.microsoft.com/office/2006/metadata/properties" ma:root="true" ma:fieldsID="b7be75ccca685a650eabb79854d6018f" ns2:_="" ns3:_="">
     <xsd:import namespace="ab9fedca-001d-4cc9-b244-d9c3be5a27d3"/>
@@ -15252,11 +15243,16 @@
 </ct:contentTypeSchema>
 </file>
 
-<file path=customXml/item3.xml><?xml version="1.0" encoding="utf-8"?>
-<b:Sources xmlns:b="http://schemas.openxmlformats.org/officeDocument/2006/bibliography" xmlns="http://schemas.openxmlformats.org/officeDocument/2006/bibliography" SelectedStyle="/APA.XSL" StyleName="APA"/>
+<file path=customXml/item2.xml><?xml version="1.0" encoding="utf-8"?>
+<?mso-contentType ?>
+<FormTemplates xmlns="http://schemas.microsoft.com/sharepoint/v3/contenttype/forms">
+  <Display>DocumentLibraryForm</Display>
+  <Edit>DocumentLibraryForm</Edit>
+  <New>DocumentLibraryForm</New>
+</FormTemplates>
 </file>
 
-<file path=customXml/item4.xml><?xml version="1.0" encoding="utf-8"?>
+<file path=customXml/item3.xml><?xml version="1.0" encoding="utf-8"?>
 <p:properties xmlns:p="http://schemas.microsoft.com/office/2006/metadata/properties" xmlns:xsi="http://www.w3.org/2001/XMLSchema-instance" xmlns:pc="http://schemas.microsoft.com/office/infopath/2007/PartnerControls">
   <documentManagement>
     <TaxCatchAll xmlns="42cc25d9-27fe-4f07-accb-ded05ec47eee" xsi:nil="true"/>
@@ -15268,15 +15264,11 @@
 </p:properties>
 </file>
 
-<file path=customXml/itemProps1.xml><?xml version="1.0" encoding="utf-8"?>
-<ds:datastoreItem xmlns:ds="http://schemas.openxmlformats.org/officeDocument/2006/customXml" ds:itemID="{8FB87CE3-B469-4182-AEDE-9227E391BD91}">
-  <ds:schemaRefs>
-    <ds:schemaRef ds:uri="http://schemas.microsoft.com/sharepoint/v3/contenttype/forms"/>
-  </ds:schemaRefs>
-</ds:datastoreItem>
+<file path=customXml/item4.xml><?xml version="1.0" encoding="utf-8"?>
+<b:Sources xmlns:b="http://schemas.openxmlformats.org/officeDocument/2006/bibliography" xmlns="http://schemas.openxmlformats.org/officeDocument/2006/bibliography" SelectedStyle="/APA.XSL" StyleName="APA"/>
 </file>
 
-<file path=customXml/itemProps2.xml><?xml version="1.0" encoding="utf-8"?>
+<file path=customXml/itemProps1.xml><?xml version="1.0" encoding="utf-8"?>
 <ds:datastoreItem xmlns:ds="http://schemas.openxmlformats.org/officeDocument/2006/customXml" ds:itemID="{E1A392CF-E3E2-49C9-9EED-3BECD1E5A0F6}">
   <ds:schemaRefs>
     <ds:schemaRef ds:uri="http://schemas.microsoft.com/office/2006/metadata/contentType"/>
@@ -15295,15 +15287,15 @@
 </ds:datastoreItem>
 </file>
 
-<file path=customXml/itemProps3.xml><?xml version="1.0" encoding="utf-8"?>
-<ds:datastoreItem xmlns:ds="http://schemas.openxmlformats.org/officeDocument/2006/customXml" ds:itemID="{EF278816-EC6F-A645-907D-7F25AECB1D4A}">
+<file path=customXml/itemProps2.xml><?xml version="1.0" encoding="utf-8"?>
+<ds:datastoreItem xmlns:ds="http://schemas.openxmlformats.org/officeDocument/2006/customXml" ds:itemID="{8FB87CE3-B469-4182-AEDE-9227E391BD91}">
   <ds:schemaRefs>
-    <ds:schemaRef ds:uri="http://schemas.openxmlformats.org/officeDocument/2006/bibliography"/>
+    <ds:schemaRef ds:uri="http://schemas.microsoft.com/sharepoint/v3/contenttype/forms"/>
   </ds:schemaRefs>
 </ds:datastoreItem>
 </file>
 
-<file path=customXml/itemProps4.xml><?xml version="1.0" encoding="utf-8"?>
+<file path=customXml/itemProps3.xml><?xml version="1.0" encoding="utf-8"?>
 <ds:datastoreItem xmlns:ds="http://schemas.openxmlformats.org/officeDocument/2006/customXml" ds:itemID="{7B319A58-F8E2-4C19-94CA-2C6944BB395B}">
   <ds:schemaRefs>
     <ds:schemaRef ds:uri="http://schemas.microsoft.com/office/2006/metadata/properties"/>
@@ -15312,4 +15304,12 @@
     <ds:schemaRef ds:uri="ab9fedca-001d-4cc9-b244-d9c3be5a27d3"/>
   </ds:schemaRefs>
 </ds:datastoreItem>
+</file>
+
+<file path=customXml/itemProps4.xml><?xml version="1.0" encoding="utf-8"?>
+<ds:datastoreItem xmlns:ds="http://schemas.openxmlformats.org/officeDocument/2006/customXml" ds:itemID="{EF278816-EC6F-A645-907D-7F25AECB1D4A}">
+  <ds:schemaRefs>
+    <ds:schemaRef ds:uri="http://schemas.openxmlformats.org/officeDocument/2006/bibliography"/>
+  </ds:schemaRefs>
+</ds:datastoreItem>
 </file>